--- a/Applications/2026-09-30 Microbac - Regional Lab Ops Director (Mid-Atlantic)/Evan Parnell - Laboratory Operations Executive - Resume.docx
+++ b/Applications/2026-09-30 Microbac - Regional Lab Ops Director (Mid-Atlantic)/Evan Parnell - Laboratory Operations Executive - Resume.docx
@@ -1017,6 +1017,34 @@
           <w:szCs w:val="20"/>
         </w:rPr>
         <w:t xml:space="preserve"> — accreditation, method validation, documentation and regulatory readiness — and directed startup: equipment selection, workflow design, training and operating systems.</w:t>
+      </w:r>
+    </w:p>
+    <w:p>
+      <w:pPr>
+        <w:pStyle w:val="ListParagraph"/>
+        <w:numPr>
+          <w:ilvl w:val="0"/>
+          <w:numId w:val="2"/>
+        </w:numPr>
+        <w:spacing w:after="60"/>
+      </w:pPr>
+      <w:r>
+        <w:rPr>
+          <w:rFonts w:ascii="Calibri" w:cs="Calibri" w:eastAsia="Calibri" w:hAnsi="Calibri"/>
+          <w:b/>
+          <w:bCs/>
+          <w:sz w:val="20"/>
+          <w:szCs w:val="20"/>
+        </w:rPr>
+        <w:t xml:space="preserve">Built the laboratory information management system</w:t>
+      </w:r>
+      <w:r>
+        <w:rPr>
+          <w:rFonts w:ascii="Calibri" w:cs="Calibri" w:eastAsia="Calibri" w:hAnsi="Calibri"/>
+          <w:sz w:val="20"/>
+          <w:szCs w:val="20"/>
+        </w:rPr>
+        <w:t xml:space="preserve"> that ran the laboratory — later carried into Atlas Labs and used as the kernel of the system built at Green Analytics: one system across three laboratories over nine years.</w:t>
       </w:r>
     </w:p>
     <w:p>

--- a/Applications/2026-09-30 Microbac - Regional Lab Ops Director (Mid-Atlantic)/Evan Parnell - Laboratory Operations Executive - Resume.docx
+++ b/Applications/2026-09-30 Microbac - Regional Lab Ops Director (Mid-Atlantic)/Evan Parnell - Laboratory Operations Executive - Resume.docx
@@ -99,7 +99,7 @@
           <w:sz w:val="20"/>
           <w:szCs w:val="20"/>
         </w:rPr>
-        <w:t xml:space="preserve"> — environmental, pharmaceutical and regulated cannabis testing — spanning laboratory startup, ISO/IEC 17025 accreditation, quality-system ownership and multi-site operational leadership.</w:t>
+        <w:t xml:space="preserve"> — environmental, pharmaceutical and regulated cannabis testing — including a decade running analytical microbiology operations, and spanning laboratory startup, ISO/IEC 17025 accreditation, quality-system ownership and multi-site operational leadership.</w:t>
       </w:r>
     </w:p>
     <w:p>

--- a/Applications/2026-09-30 Microbac - Regional Lab Ops Director (Mid-Atlantic)/Evan Parnell - Laboratory Operations Executive - Resume.docx
+++ b/Applications/2026-09-30 Microbac - Regional Lab Ops Director (Mid-Atlantic)/Evan Parnell - Laboratory Operations Executive - Resume.docx
@@ -551,7 +551,7 @@
           <w:sz w:val="18"/>
           <w:szCs w:val="18"/>
         </w:rPr>
-        <w:t xml:space="preserve">November 2021 – 2026</w:t>
+        <w:t xml:space="preserve">November 2021 – October 2025</w:t>
       </w:r>
     </w:p>
     <w:p>

--- a/Applications/2026-09-30 Microbac - Regional Lab Ops Director (Mid-Atlantic)/Evan Parnell - Laboratory Operations Executive - Resume.docx
+++ b/Applications/2026-09-30 Microbac - Regional Lab Ops Director (Mid-Atlantic)/Evan Parnell - Laboratory Operations Executive - Resume.docx
@@ -520,6 +520,90 @@
           <w:szCs w:val="21"/>
         </w:rPr>
         <w:t xml:space="preserve">Professional Experience</w:t>
+      </w:r>
+    </w:p>
+    <w:p>
+      <w:pPr>
+        <w:spacing w:after="0" w:before="160"/>
+      </w:pPr>
+      <w:r>
+        <w:rPr>
+          <w:rFonts w:ascii="Calibri" w:cs="Calibri" w:eastAsia="Calibri" w:hAnsi="Calibri"/>
+          <w:b/>
+          <w:bCs/>
+          <w:sz w:val="20"/>
+          <w:szCs w:val="20"/>
+        </w:rPr>
+        <w:t xml:space="preserve">Laboratory Operations Consultant</w:t>
+      </w:r>
+      <w:r>
+        <w:rPr>
+          <w:rFonts w:ascii="Calibri" w:cs="Calibri" w:eastAsia="Calibri" w:hAnsi="Calibri"/>
+          <w:sz w:val="20"/>
+          <w:szCs w:val="20"/>
+        </w:rPr>
+        <w:ptab w:alignment="right" w:relativeTo="margin" w:leader="none"/>
+      </w:r>
+      <w:r>
+        <w:rPr>
+          <w:rFonts w:ascii="Calibri" w:cs="Calibri" w:eastAsia="Calibri" w:hAnsi="Calibri"/>
+          <w:color w:val="444444"/>
+          <w:sz w:val="18"/>
+          <w:szCs w:val="18"/>
+        </w:rPr>
+        <w:t xml:space="preserve">October 2025 – present</w:t>
+      </w:r>
+    </w:p>
+    <w:p>
+      <w:pPr>
+        <w:spacing w:after="50" w:before="0"/>
+      </w:pPr>
+      <w:r>
+        <w:rPr>
+          <w:rFonts w:ascii="Calibri" w:cs="Calibri" w:eastAsia="Calibri" w:hAnsi="Calibri"/>
+          <w:i/>
+          <w:iCs/>
+          <w:color w:val="333333"/>
+          <w:sz w:val="20"/>
+          <w:szCs w:val="20"/>
+        </w:rPr>
+        <w:t xml:space="preserve">Green Analytics MD, LLC</w:t>
+      </w:r>
+    </w:p>
+    <w:p>
+      <w:pPr>
+        <w:pStyle w:val="ListParagraph"/>
+        <w:numPr>
+          <w:ilvl w:val="0"/>
+          <w:numId w:val="2"/>
+        </w:numPr>
+        <w:spacing w:after="60"/>
+      </w:pPr>
+      <w:r>
+        <w:rPr>
+          <w:rFonts w:ascii="Calibri" w:cs="Calibri" w:eastAsia="Calibri" w:hAnsi="Calibri"/>
+          <w:sz w:val="20"/>
+          <w:szCs w:val="20"/>
+        </w:rPr>
+        <w:t xml:space="preserve">Named </w:t>
+      </w:r>
+      <w:r>
+        <w:rPr>
+          <w:rFonts w:ascii="Calibri" w:cs="Calibri" w:eastAsia="Calibri" w:hAnsi="Calibri"/>
+          <w:b/>
+          <w:bCs/>
+          <w:sz w:val="20"/>
+          <w:szCs w:val="20"/>
+        </w:rPr>
+        <w:t xml:space="preserve">backup reporting officer on the laboratory’s state license</w:t>
+      </w:r>
+      <w:r>
+        <w:rPr>
+          <w:rFonts w:ascii="Calibri" w:cs="Calibri" w:eastAsia="Calibri" w:hAnsi="Calibri"/>
+          <w:sz w:val="20"/>
+          <w:szCs w:val="20"/>
+        </w:rPr>
+        <w:t xml:space="preserve">; led the handoff and execution of a laboratory renovation I had specified before stepping out of the director seat, and covered weekend results reporting through mid-2026.</w:t>
       </w:r>
     </w:p>
     <w:p>

--- a/Applications/2026-09-30 Microbac - Regional Lab Ops Director (Mid-Atlantic)/Evan Parnell - Laboratory Operations Executive - Resume.docx
+++ b/Applications/2026-09-30 Microbac - Regional Lab Ops Director (Mid-Atlantic)/Evan Parnell - Laboratory Operations Executive - Resume.docx
@@ -226,15 +226,15 @@
           <w:sz w:val="20"/>
           <w:szCs w:val="20"/>
         </w:rPr>
-        <w:t xml:space="preserve">Turnover reduced from 12 departures per year to 4</w:t>
-      </w:r>
-      <w:r>
-        <w:rPr>
-          <w:rFonts w:ascii="Calibri" w:cs="Calibri" w:eastAsia="Calibri" w:hAnsi="Calibri"/>
-          <w:sz w:val="20"/>
-          <w:szCs w:val="20"/>
-        </w:rPr>
-        <w:t xml:space="preserve"> through a competency-based job leveling framework with published pay bands and skill checklists</w:t>
+        <w:t xml:space="preserve">Turnover reduced from twelve departures a year to four</w:t>
+      </w:r>
+      <w:r>
+        <w:rPr>
+          <w:rFonts w:ascii="Calibri" w:cs="Calibri" w:eastAsia="Calibri" w:hAnsi="Calibri"/>
+          <w:sz w:val="20"/>
+          <w:szCs w:val="20"/>
+        </w:rPr>
+        <w:t xml:space="preserve"> through a documented competency framework — protecting certified method coverage, which is a laboratory’s real capacity constraint</w:t>
       </w:r>
     </w:p>
     <w:p>
@@ -730,7 +730,7 @@
           <w:sz w:val="20"/>
           <w:szCs w:val="20"/>
         </w:rPr>
-        <w:t xml:space="preserve"> — about a third more output per person — by analyzing workflow and purchasing, redesigning the physical laboratory around how samples move, and building a management layer accountable for its own results. </w:t>
+        <w:t xml:space="preserve"> — about a third more output per person — by analyzing purchasing and workflow to take out cost, re-laying out the laboratory around how samples actually move, and building a management layer accountable for its own results. </w:t>
       </w:r>
       <w:r>
         <w:rPr>
@@ -776,7 +776,7 @@
           <w:sz w:val="20"/>
           <w:szCs w:val="20"/>
         </w:rPr>
-        <w:t xml:space="preserve"> by designing a job-leveling and competency framework — Technician I–III and Analyst I–III with published pay ranges, skill checklists and supervisor sign-off — replacing a structure where identical titles carried widely different pay and responsibility.</w:t>
+        <w:t xml:space="preserve"> by designing a competency framework — Technician and Analyst levels I–III with published pay ranges, documented skill requirements and supervisor qualification sign-off — in place of a structure where identical titles carried widely different pay and responsibility. Retention is a capacity question: every analyst who leaves takes qualified methods out the door.</w:t>
       </w:r>
     </w:p>
     <w:p>
@@ -1283,15 +1283,15 @@
           <w:sz w:val="20"/>
           <w:szCs w:val="20"/>
         </w:rPr>
-        <w:t xml:space="preserve">Re-engineered the operating system after an unsuccessful external audit</w:t>
-      </w:r>
-      <w:r>
-        <w:rPr>
-          <w:rFonts w:ascii="Calibri" w:cs="Calibri" w:eastAsia="Calibri" w:hAnsi="Calibri"/>
-          <w:sz w:val="20"/>
-          <w:szCs w:val="20"/>
-        </w:rPr>
-        <w:t xml:space="preserve">, implementing ISO 9001 and rebuilding the procedural infrastructure behind it. Became the primary resource for controlled-environment certification, regulatory compliance and technician development.</w:t>
+        <w:t xml:space="preserve">Rebuilt the quality system after an unsuccessful external audit</w:t>
+      </w:r>
+      <w:r>
+        <w:rPr>
+          <w:rFonts w:ascii="Calibri" w:cs="Calibri" w:eastAsia="Calibri" w:hAnsi="Calibri"/>
+          <w:sz w:val="20"/>
+          <w:szCs w:val="20"/>
+        </w:rPr>
+        <w:t xml:space="preserve">: implemented ISO 9001, rewrote the procedural infrastructure behind it, and closed out the findings. Became the organization’s primary resource for controlled-environment certification, regulatory compliance and technician development.</w:t>
       </w:r>
     </w:p>
     <w:p>

--- a/Applications/2026-09-30 Microbac - Regional Lab Ops Director (Mid-Atlantic)/Evan Parnell - Laboratory Operations Executive - Resume.docx
+++ b/Applications/2026-09-30 Microbac - Regional Lab Ops Director (Mid-Atlantic)/Evan Parnell - Laboratory Operations Executive - Resume.docx
@@ -99,7 +99,7 @@
           <w:sz w:val="20"/>
           <w:szCs w:val="20"/>
         </w:rPr>
-        <w:t xml:space="preserve"> — environmental, pharmaceutical and regulated cannabis testing — including a decade running analytical microbiology operations, and spanning laboratory startup, ISO/IEC 17025 accreditation, quality-system ownership and multi-site operational leadership.</w:t>
+        <w:t xml:space="preserve">: environmental, pharmaceutical and regulated cannabis testing, including a decade running analytical microbiology operations, and spanning laboratory startup, ISO/IEC 17025 accreditation, quality-system ownership and multi-site operational leadership.</w:t>
       </w:r>
     </w:p>
     <w:p>
@@ -160,7 +160,7 @@
           <w:sz w:val="20"/>
           <w:szCs w:val="20"/>
         </w:rPr>
-        <w:t xml:space="preserve"> — 27,000 / 33,000 / 39,000 / 47,000 by year — while staff grew from </w:t>
+        <w:t xml:space="preserve"> (27,000 / 33,000 / 39,000 / 47,000 by year) while staff grew from </w:t>
       </w:r>
       <w:r>
         <w:rPr>
@@ -234,7 +234,7 @@
           <w:sz w:val="20"/>
           <w:szCs w:val="20"/>
         </w:rPr>
-        <w:t xml:space="preserve"> through a documented competency framework — protecting certified method coverage, which is a laboratory’s real capacity constraint</w:t>
+        <w:t xml:space="preserve"> through a documented competency framework that protects certified method coverage, which is a laboratory’s real capacity constraint</w:t>
       </w:r>
     </w:p>
     <w:p>
@@ -298,7 +298,7 @@
           <w:sz w:val="20"/>
           <w:szCs w:val="20"/>
         </w:rPr>
-        <w:t xml:space="preserve"> — A2LA, PJLA, IAS, FDA, DEA and state programs</w:t>
+        <w:t xml:space="preserve">: A2LA, PJLA, IAS, FDA, DEA and state programs</w:t>
       </w:r>
     </w:p>
     <w:p>
@@ -666,7 +666,7 @@
           <w:sz w:val="20"/>
           <w:szCs w:val="20"/>
         </w:rPr>
-        <w:t xml:space="preserve">Owned all internal operations of a high-throughput regulated analytical laboratory — people, workflow, throughput, quality practice and facility — partnered with a Laboratory Director who owned technical specialty and external relationships.</w:t>
+        <w:t xml:space="preserve">Owned all internal operations of a high-throughput regulated analytical laboratory: people, workflow, throughput, quality practice and facility, partnered with a Laboratory Director who owned technical specialty and external relationships.</w:t>
       </w:r>
     </w:p>
     <w:p>
@@ -694,15 +694,15 @@
           <w:sz w:val="20"/>
           <w:szCs w:val="20"/>
         </w:rPr>
-        <w:t xml:space="preserve">40–45 people</w:t>
-      </w:r>
-      <w:r>
-        <w:rPr>
-          <w:rFonts w:ascii="Calibri" w:cs="Calibri" w:eastAsia="Calibri" w:hAnsi="Calibri"/>
-          <w:sz w:val="20"/>
-          <w:szCs w:val="20"/>
-        </w:rPr>
-        <w:t xml:space="preserve"> through a middle-management cadre of five — department managers across chemistry, microbiology and sampling, plus shift leads — with roughly sixteen analysts and technicians beneath them.</w:t>
+        <w:t xml:space="preserve">40 to 45 people</w:t>
+      </w:r>
+      <w:r>
+        <w:rPr>
+          <w:rFonts w:ascii="Calibri" w:cs="Calibri" w:eastAsia="Calibri" w:hAnsi="Calibri"/>
+          <w:sz w:val="20"/>
+          <w:szCs w:val="20"/>
+        </w:rPr>
+        <w:t xml:space="preserve"> through a middle-management cadre of five (department managers across chemistry, microbiology and sampling, plus shift leads), with roughly sixteen analysts and technicians beneath them.</w:t>
       </w:r>
     </w:p>
     <w:p>
@@ -730,7 +730,7 @@
           <w:sz w:val="20"/>
           <w:szCs w:val="20"/>
         </w:rPr>
-        <w:t xml:space="preserve"> — about a third more output per person — by analyzing purchasing and workflow to take out cost, re-laying out the laboratory around how samples actually move, and building a management layer accountable for its own results. </w:t>
+        <w:t xml:space="preserve">, about a third more output per person, by analyzing purchasing and workflow to take out cost, re-laying out the laboratory around how samples actually move, and building a management layer accountable for its own results. </w:t>
       </w:r>
       <w:r>
         <w:rPr>
@@ -776,7 +776,7 @@
           <w:sz w:val="20"/>
           <w:szCs w:val="20"/>
         </w:rPr>
-        <w:t xml:space="preserve"> by designing a competency framework — Technician and Analyst levels I–III with published pay ranges, documented skill requirements and supervisor qualification sign-off — in place of a structure where identical titles carried widely different pay and responsibility. Retention is a capacity question: every analyst who leaves takes qualified methods out the door.</w:t>
+        <w:t xml:space="preserve"> by designing a competency framework (Technician and Analyst levels I to III with published pay ranges, documented skill requirements and supervisor qualification sign-off) in place of a structure where identical titles carried widely different pay and responsibility. Retention is a capacity question: every analyst who leaves takes qualified methods out the door.</w:t>
       </w:r>
     </w:p>
     <w:p>
@@ -812,7 +812,7 @@
           <w:sz w:val="20"/>
           <w:szCs w:val="20"/>
         </w:rPr>
-        <w:t xml:space="preserve"> — job architecture, workforce development, operating procedures, career progression and leadership development — carried enterprise-wide through influence rather than formal authority as the company grew toward ~350 people.</w:t>
+        <w:t xml:space="preserve">: job architecture, workforce development, operating procedures, career progression and leadership development, carried enterprise-wide through influence rather than formal authority as the company grew toward ~350 people.</w:t>
       </w:r>
     </w:p>
     <w:p>
@@ -911,7 +911,7 @@
           <w:sz w:val="20"/>
           <w:szCs w:val="20"/>
         </w:rPr>
-        <w:t xml:space="preserve">Built a greenfield analytical laboratory end to end — market selection and financing through construction, accreditation and operational readiness.</w:t>
+        <w:t xml:space="preserve">Built a greenfield analytical laboratory end to end, from market selection and financing through construction, accreditation and operational readiness.</w:t>
       </w:r>
     </w:p>
     <w:p>
@@ -1001,7 +1001,7 @@
           <w:sz w:val="20"/>
           <w:szCs w:val="20"/>
         </w:rPr>
-        <w:t xml:space="preserve"> for controlled substances, with the method validation, documentation and quality infrastructure behind both — through the COVID-19 disruption.</w:t>
+        <w:t xml:space="preserve"> for controlled substances, with the method validation, documentation and quality infrastructure behind both, through the COVID-19 disruption.</w:t>
       </w:r>
     </w:p>
     <w:p>
@@ -1100,7 +1100,7 @@
           <w:sz w:val="20"/>
           <w:szCs w:val="20"/>
         </w:rPr>
-        <w:t xml:space="preserve"> — accreditation, method validation, documentation and regulatory readiness — and directed startup: equipment selection, workflow design, training and operating systems.</w:t>
+        <w:t xml:space="preserve"> (accreditation, method validation, documentation and regulatory readiness) and directed startup: equipment selection, workflow design, training and operating systems.</w:t>
       </w:r>
     </w:p>
     <w:p>
@@ -1128,7 +1128,7 @@
           <w:sz w:val="20"/>
           <w:szCs w:val="20"/>
         </w:rPr>
-        <w:t xml:space="preserve"> that ran the laboratory — later carried into Atlas Labs and used as the kernel of the system built at Green Analytics: one system across three laboratories over nine years.</w:t>
+        <w:t xml:space="preserve"> that ran the laboratory, later carried into Atlas Labs and used as the kernel of the system built at Green Analytics: one system across three laboratories over nine years.</w:t>
       </w:r>
     </w:p>
     <w:p>
@@ -1334,7 +1334,7 @@
           <w:sz w:val="20"/>
           <w:szCs w:val="20"/>
         </w:rPr>
-        <w:t xml:space="preserve"> — Able Seaman / Deckhand, 2010–2012.  </w:t>
+        <w:t xml:space="preserve">, Able Seaman / Deckhand, 2010 to 2012.  </w:t>
       </w:r>
       <w:r>
         <w:rPr>
@@ -1352,7 +1352,7 @@
           <w:sz w:val="20"/>
           <w:szCs w:val="20"/>
         </w:rPr>
-        <w:t xml:space="preserve"> — Surface Warfare Officer, USS McFaul (DDG-74), 2008–2010.</w:t>
+        <w:t xml:space="preserve">, Surface Warfare Officer, USS McFaul (DDG-74), 2008 to 2010.</w:t>
       </w:r>
     </w:p>
     <w:p>
@@ -1375,7 +1375,7 @@
           <w:sz w:val="20"/>
           <w:szCs w:val="20"/>
         </w:rPr>
-        <w:t xml:space="preserve"> — United States Naval Academy, 2008</w:t>
+        <w:t xml:space="preserve">. United States Naval Academy, 2008</w:t>
       </w:r>
     </w:p>
     <w:sectPr>
